--- a/Analisis/HOOPS analisis.docx
+++ b/Analisis/HOOPS analisis.docx
@@ -265,7 +265,15 @@
         </w:numPr>
       </w:pPr>
       <w:r>
-        <w:t>Saltar, driblar y lanzar el balón</w:t>
+        <w:t xml:space="preserve">Saltar, </w:t>
+      </w:r>
+      <w:proofErr w:type="gramStart"/>
+      <w:r>
+        <w:t>driblar</w:t>
+      </w:r>
+      <w:proofErr w:type="gramEnd"/>
+      <w:r>
+        <w:t xml:space="preserve"> y lanzar el balón</w:t>
       </w:r>
     </w:p>
     <w:p>
@@ -701,7 +709,15 @@
     </w:p>
     <w:p>
       <w:r>
-        <w:t>También se usó depuración con qDebug para revisar posiciones y corregir errores.</w:t>
+        <w:t xml:space="preserve">También se usó depuración con </w:t>
+      </w:r>
+      <w:proofErr w:type="spellStart"/>
+      <w:r>
+        <w:t>qDebug</w:t>
+      </w:r>
+      <w:proofErr w:type="spellEnd"/>
+      <w:r>
+        <w:t xml:space="preserve"> para revisar posiciones y corregir errores.</w:t>
       </w:r>
     </w:p>
     <w:p/>
@@ -754,8 +770,13 @@
         </w:numPr>
       </w:pPr>
       <w:r>
-        <w:t>Control: driblar</w:t>
-      </w:r>
+        <w:t xml:space="preserve">Control: </w:t>
+      </w:r>
+      <w:proofErr w:type="gramStart"/>
+      <w:r>
+        <w:t>driblar</w:t>
+      </w:r>
+      <w:proofErr w:type="gramEnd"/>
     </w:p>
     <w:p>
       <w:pPr>
@@ -1060,6 +1081,25 @@
         <w:t>Prácticas y ejemplos del semestre</w:t>
       </w:r>
     </w:p>
+    <w:p>
+      <w:pPr>
+        <w:numPr>
+          <w:ilvl w:val="0"/>
+          <w:numId w:val="10"/>
+        </w:numPr>
+      </w:pPr>
+      <w:r>
+        <w:t xml:space="preserve">Gemini para generar los </w:t>
+      </w:r>
+      <w:proofErr w:type="spellStart"/>
+      <w:r>
+        <w:t>sprites</w:t>
+      </w:r>
+      <w:proofErr w:type="spellEnd"/>
+      <w:r>
+        <w:t>.</w:t>
+      </w:r>
+    </w:p>
     <w:p/>
     <w:p>
       <w:pPr>
@@ -1086,7 +1126,23 @@
         <w:t>En el nivel 1 el jugador debe controlar el balón mientras esquiva obstáculos durante 20 segundos</w:t>
       </w:r>
       <w:r>
-        <w:t>, si no dribla se restara una vida</w:t>
+        <w:t xml:space="preserve">, si no </w:t>
+      </w:r>
+      <w:proofErr w:type="gramStart"/>
+      <w:r>
+        <w:t>dribla</w:t>
+      </w:r>
+      <w:proofErr w:type="gramEnd"/>
+      <w:r>
+        <w:t xml:space="preserve"> se </w:t>
+      </w:r>
+      <w:proofErr w:type="gramStart"/>
+      <w:r>
+        <w:t>restara</w:t>
+      </w:r>
+      <w:proofErr w:type="gramEnd"/>
+      <w:r>
+        <w:t xml:space="preserve"> una vida</w:t>
       </w:r>
       <w:r>
         <w:t>.</w:t>
@@ -3240,6 +3296,7 @@
   <w:style w:type="character" w:default="1" w:styleId="Fuentedeprrafopredeter">
     <w:name w:val="Default Paragraph Font"/>
     <w:uiPriority w:val="1"/>
+    <w:semiHidden/>
     <w:unhideWhenUsed/>
   </w:style>
   <w:style w:type="table" w:default="1" w:styleId="Tablanormal">
